--- a/FTCOES-264 Pacto Pedagógico - med.docx
+++ b/FTCOES-264 Pacto Pedagógico - med.docx
@@ -1964,14 +1964,6 @@
         </w:rPr>
         <w:t xml:space="preserve">Como parte de la Ruta de Formación de Platzi, en este submódulo se desarrollará el curso </w:t>
       </w:r>
-      <w:r>
-        <w:rPr>
-          <w:rFonts w:ascii="Arial" w:eastAsia="Arial" w:hAnsi="Arial" w:cs="Arial"/>
-          <w:sz w:val="22"/>
-          <w:szCs w:val="22"/>
-        </w:rPr>
-        <w:t xml:space="preserve">Curso de </w:t>
-      </w:r>
       <w:proofErr w:type="spellStart"/>
       <w:r>
         <w:rPr>
@@ -1979,7 +1971,7 @@
           <w:sz w:val="22"/>
           <w:szCs w:val="22"/>
         </w:rPr>
-        <w:t>Prompt</w:t>
+        <w:t>Curso</w:t>
       </w:r>
       <w:proofErr w:type="spellEnd"/>
       <w:r>
@@ -1988,33 +1980,7 @@
           <w:sz w:val="22"/>
           <w:szCs w:val="22"/>
         </w:rPr>
-        <w:t xml:space="preserve"> </w:t>
-      </w:r>
-      <w:proofErr w:type="spellStart"/>
-      <w:r>
-        <w:rPr>
-          <w:rFonts w:ascii="Arial" w:eastAsia="Arial" w:hAnsi="Arial" w:cs="Arial"/>
-          <w:sz w:val="22"/>
-          <w:szCs w:val="22"/>
-        </w:rPr>
-        <w:t>Engineering</w:t>
-      </w:r>
-      <w:proofErr w:type="spellEnd"/>
-      <w:r>
-        <w:rPr>
-          <w:rFonts w:ascii="Arial" w:eastAsia="Arial" w:hAnsi="Arial" w:cs="Arial"/>
-          <w:sz w:val="22"/>
-          <w:szCs w:val="22"/>
-        </w:rPr>
-        <w:t xml:space="preserve"> y </w:t>
-      </w:r>
-      <w:r>
-        <w:rPr>
-          <w:rFonts w:ascii="Arial" w:eastAsia="Arial" w:hAnsi="Arial" w:cs="Arial"/>
-          <w:sz w:val="22"/>
-          <w:szCs w:val="22"/>
-        </w:rPr>
-        <w:t>Curso de Fundamentos de JavaScript</w:t>
+        <w:t xml:space="preserve"> de Prompt Engineering y Curso de Fundamentos de JavaScript</w:t>
       </w:r>
     </w:p>
     <w:p>
@@ -3202,54 +3168,12 @@
                 <w:lang w:val="es"/>
               </w:rPr>
             </w:pPr>
-          </w:p>
-        </w:tc>
-      </w:tr>
-      <w:tr>
-        <w:tc>
-          <w:tcPr>
-            <w:tcW w:w="4650" w:type="dxa"/>
-          </w:tcPr>
-          <w:p>
-            <w:pPr>
-              <w:spacing w:line="276" w:lineRule="auto"/>
-              <w:jc w:val="both"/>
-              <w:rPr>
-                <w:rFonts w:ascii="Arial" w:hAnsi="Arial" w:cs="Arial"/>
-                <w:b/>
-              </w:rPr>
-            </w:pPr>
             <w:r>
               <w:rPr>
-                <w:rFonts w:ascii="Arial" w:hAnsi="Arial" w:cs="Arial"/>
-                <w:b/>
-              </w:rPr>
-              <w:lastRenderedPageBreak/>
-              <w:t>Momento 2</w:t>
-            </w:r>
-          </w:p>
-        </w:tc>
-        <w:tc>
-          <w:tcPr>
-            <w:tcW w:w="5415" w:type="dxa"/>
-          </w:tcPr>
-          <w:p>
-            <w:pPr>
-              <w:rPr>
-                <w:rFonts w:ascii="Aptos" w:eastAsia="Aptos" w:hAnsi="Aptos" w:cs="Aptos"/>
-                <w:color w:val="000000" w:themeColor="text1"/>
-                <w:sz w:val="24"/>
-                <w:szCs w:val="24"/>
-              </w:rPr>
-            </w:pPr>
-            <w:r>
-              <w:rPr>
-                <w:rFonts w:ascii="Aptos" w:eastAsia="Aptos" w:hAnsi="Aptos" w:cs="Aptos"/>
-                <w:color w:val="000000" w:themeColor="text1"/>
-                <w:sz w:val="24"/>
-                <w:szCs w:val="24"/>
-              </w:rPr>
-              <w:t>23/04/2026</w:t>
+                <w:rFonts w:ascii="Arial" w:eastAsia="Arial" w:hAnsi="Arial" w:cs="Arial"/>
+                <w:lang w:val="es"/>
+              </w:rPr>
+              <w:t>19/03/2026</w:t>
             </w:r>
           </w:p>
         </w:tc>
@@ -3265,6 +3189,82 @@
               <w:jc w:val="both"/>
               <w:rPr>
                 <w:rFonts w:ascii="Arial" w:hAnsi="Arial" w:cs="Arial"/>
+                <w:b/>
+              </w:rPr>
+            </w:pPr>
+            <w:r>
+              <w:rPr>
+                <w:rFonts w:ascii="Arial" w:hAnsi="Arial" w:cs="Arial"/>
+                <w:b/>
+              </w:rPr>
+              <w:lastRenderedPageBreak/>
+              <w:t>Momento 2</w:t>
+            </w:r>
+          </w:p>
+        </w:tc>
+        <w:tc>
+          <w:tcPr>
+            <w:tcW w:w="5415" w:type="dxa"/>
+          </w:tcPr>
+          <w:p>
+            <w:pPr>
+              <w:rPr>
+                <w:rFonts w:ascii="Aptos" w:eastAsia="Aptos" w:hAnsi="Aptos" w:cs="Aptos"/>
+                <w:color w:val="000000" w:themeColor="text1"/>
+                <w:sz w:val="24"/>
+                <w:szCs w:val="24"/>
+              </w:rPr>
+            </w:pPr>
+            <w:r>
+              <w:rPr>
+                <w:rFonts w:ascii="Aptos" w:eastAsia="Aptos" w:hAnsi="Aptos" w:cs="Aptos"/>
+                <w:color w:val="000000" w:themeColor="text1"/>
+                <w:sz w:val="24"/>
+                <w:szCs w:val="24"/>
+              </w:rPr>
+              <w:t>07</w:t>
+            </w:r>
+            <w:r>
+              <w:rPr>
+                <w:rFonts w:ascii="Aptos" w:eastAsia="Aptos" w:hAnsi="Aptos" w:cs="Aptos"/>
+                <w:color w:val="000000" w:themeColor="text1"/>
+                <w:sz w:val="24"/>
+                <w:szCs w:val="24"/>
+              </w:rPr>
+              <w:t>/0</w:t>
+            </w:r>
+            <w:r>
+              <w:rPr>
+                <w:rFonts w:ascii="Aptos" w:eastAsia="Aptos" w:hAnsi="Aptos" w:cs="Aptos"/>
+                <w:color w:val="000000" w:themeColor="text1"/>
+                <w:sz w:val="24"/>
+                <w:szCs w:val="24"/>
+              </w:rPr>
+              <w:t>5</w:t>
+            </w:r>
+            <w:r>
+              <w:rPr>
+                <w:rFonts w:ascii="Aptos" w:eastAsia="Aptos" w:hAnsi="Aptos" w:cs="Aptos"/>
+                <w:color w:val="000000" w:themeColor="text1"/>
+                <w:sz w:val="24"/>
+                <w:szCs w:val="24"/>
+              </w:rPr>
+              <w:t>/2026</w:t>
+            </w:r>
+          </w:p>
+        </w:tc>
+      </w:tr>
+      <w:tr>
+        <w:tc>
+          <w:tcPr>
+            <w:tcW w:w="4650" w:type="dxa"/>
+          </w:tcPr>
+          <w:p>
+            <w:pPr>
+              <w:spacing w:line="276" w:lineRule="auto"/>
+              <w:jc w:val="both"/>
+              <w:rPr>
+                <w:rFonts w:ascii="Arial" w:hAnsi="Arial" w:cs="Arial"/>
               </w:rPr>
             </w:pPr>
             <w:r>
@@ -3288,6 +3288,15 @@
                 <w:szCs w:val="24"/>
               </w:rPr>
             </w:pPr>
+            <w:r>
+              <w:rPr>
+                <w:rFonts w:ascii="Aptos" w:eastAsia="Aptos" w:hAnsi="Aptos" w:cs="Aptos"/>
+                <w:color w:val="000000" w:themeColor="text1"/>
+                <w:sz w:val="24"/>
+                <w:szCs w:val="24"/>
+              </w:rPr>
+              <w:t>07/05/2026</w:t>
+            </w:r>
           </w:p>
         </w:tc>
       </w:tr>
@@ -3372,6 +3381,15 @@
                 <w:szCs w:val="24"/>
               </w:rPr>
             </w:pPr>
+            <w:r>
+              <w:rPr>
+                <w:rFonts w:ascii="Aptos" w:eastAsia="Aptos" w:hAnsi="Aptos" w:cs="Aptos"/>
+                <w:color w:val="000000" w:themeColor="text1"/>
+                <w:sz w:val="24"/>
+                <w:szCs w:val="24"/>
+              </w:rPr>
+              <w:t>28/05/2026</w:t>
+            </w:r>
           </w:p>
         </w:tc>
       </w:tr>
@@ -11358,6 +11376,7 @@
   <w:style w:type="character" w:default="1" w:styleId="Fuentedeprrafopredeter">
     <w:name w:val="Default Paragraph Font"/>
     <w:uiPriority w:val="1"/>
+    <w:semiHidden/>
     <w:unhideWhenUsed/>
   </w:style>
   <w:style w:type="table" w:default="1" w:styleId="Tablanormal">
@@ -11561,7 +11580,7 @@
       <w:lang w:val="es-ES" w:eastAsia="es-ES"/>
     </w:rPr>
   </w:style>
-  <w:style w:type="character" w:styleId="Fuerte">
+  <w:style w:type="character" w:styleId="Textoennegrita">
     <w:name w:val="Strong"/>
     <w:uiPriority w:val="22"/>
     <w:qFormat/>
@@ -12038,6 +12057,23 @@
 </file>
 
 <file path=customXml/item2.xml><?xml version="1.0" encoding="utf-8"?>
+<p:properties xmlns:p="http://schemas.microsoft.com/office/2006/metadata/properties" xmlns:xsi="http://www.w3.org/2001/XMLSchema-instance" xmlns:pc="http://schemas.microsoft.com/office/infopath/2007/PartnerControls">
+  <documentManagement>
+    <_ip_UnifiedCompliancePolicyUIAction xmlns="http://schemas.microsoft.com/sharepoint/v3" xsi:nil="true"/>
+    <_ip_UnifiedCompliancePolicyProperties xmlns="http://schemas.microsoft.com/sharepoint/v3" xsi:nil="true"/>
+    <lcf76f155ced4ddcb4097134ff3c332f xmlns="7b561a7d-03ef-46ce-a41e-e61301d113cb">
+      <Terms xmlns="http://schemas.microsoft.com/office/infopath/2007/PartnerControls"/>
+    </lcf76f155ced4ddcb4097134ff3c332f>
+    <TaxCatchAll xmlns="994143d1-a46e-4cdc-b40f-bf94aa6cf9c8" xsi:nil="true"/>
+  </documentManagement>
+</p:properties>
+</file>
+
+<file path=customXml/item3.xml><?xml version="1.0" encoding="utf-8"?>
+<b:Sources xmlns:b="http://schemas.openxmlformats.org/officeDocument/2006/bibliography" xmlns="http://schemas.openxmlformats.org/officeDocument/2006/bibliography" SelectedStyle="\APASixthEditionOfficeOnline.xsl" StyleName="APA" Version="6"/>
+</file>
+
+<file path=customXml/item4.xml><?xml version="1.0" encoding="utf-8"?>
 <ct:contentTypeSchema xmlns:ct="http://schemas.microsoft.com/office/2006/metadata/contentType" xmlns:ma="http://schemas.microsoft.com/office/2006/metadata/properties/metaAttributes" ct:_="" ma:_="" ma:contentTypeName="Documento" ma:contentTypeID="0x010100B8B5F4945050EE44A7FD4E7B700747A9" ma:contentTypeVersion="14" ma:contentTypeDescription="Crear nuevo documento." ma:contentTypeScope="" ma:versionID="f1cf06722fd3159f2b0157ce91b5fa57">
   <xsd:schema xmlns:xsd="http://www.w3.org/2001/XMLSchema" xmlns:xs="http://www.w3.org/2001/XMLSchema" xmlns:p="http://schemas.microsoft.com/office/2006/metadata/properties" xmlns:ns1="http://schemas.microsoft.com/sharepoint/v3" xmlns:ns2="7b561a7d-03ef-46ce-a41e-e61301d113cb" xmlns:ns3="994143d1-a46e-4cdc-b40f-bf94aa6cf9c8" targetNamespace="http://schemas.microsoft.com/office/2006/metadata/properties" ma:root="true" ma:fieldsID="7facff62a406a26432f8c785449f14bc" ns1:_="" ns2:_="" ns3:_="">
     <xsd:import namespace="http://schemas.microsoft.com/sharepoint/v3"/>
@@ -12253,23 +12289,6 @@
 </ct:contentTypeSchema>
 </file>
 
-<file path=customXml/item3.xml><?xml version="1.0" encoding="utf-8"?>
-<b:Sources xmlns:b="http://schemas.openxmlformats.org/officeDocument/2006/bibliography" xmlns="http://schemas.openxmlformats.org/officeDocument/2006/bibliography" SelectedStyle="\APASixthEditionOfficeOnline.xsl" StyleName="APA" Version="6"/>
-</file>
-
-<file path=customXml/item4.xml><?xml version="1.0" encoding="utf-8"?>
-<p:properties xmlns:p="http://schemas.microsoft.com/office/2006/metadata/properties" xmlns:xsi="http://www.w3.org/2001/XMLSchema-instance" xmlns:pc="http://schemas.microsoft.com/office/infopath/2007/PartnerControls">
-  <documentManagement>
-    <_ip_UnifiedCompliancePolicyUIAction xmlns="http://schemas.microsoft.com/sharepoint/v3" xsi:nil="true"/>
-    <_ip_UnifiedCompliancePolicyProperties xmlns="http://schemas.microsoft.com/sharepoint/v3" xsi:nil="true"/>
-    <lcf76f155ced4ddcb4097134ff3c332f xmlns="7b561a7d-03ef-46ce-a41e-e61301d113cb">
-      <Terms xmlns="http://schemas.microsoft.com/office/infopath/2007/PartnerControls"/>
-    </lcf76f155ced4ddcb4097134ff3c332f>
-    <TaxCatchAll xmlns="994143d1-a46e-4cdc-b40f-bf94aa6cf9c8" xsi:nil="true"/>
-  </documentManagement>
-</p:properties>
-</file>
-
 <file path=customXml/itemProps1.xml><?xml version="1.0" encoding="utf-8"?>
 <ds:datastoreItem xmlns:ds="http://schemas.openxmlformats.org/officeDocument/2006/customXml" ds:itemID="{1A078964-D09C-44B4-8577-FC6AF74D9725}">
   <ds:schemaRefs>
@@ -12279,6 +12298,26 @@
 </file>
 
 <file path=customXml/itemProps2.xml><?xml version="1.0" encoding="utf-8"?>
+<ds:datastoreItem xmlns:ds="http://schemas.openxmlformats.org/officeDocument/2006/customXml" ds:itemID="{B6FB8993-579F-4DED-9164-261DF16F17BC}">
+  <ds:schemaRefs>
+    <ds:schemaRef ds:uri="http://schemas.microsoft.com/office/2006/metadata/properties"/>
+    <ds:schemaRef ds:uri="http://schemas.microsoft.com/office/infopath/2007/PartnerControls"/>
+    <ds:schemaRef ds:uri="http://schemas.microsoft.com/sharepoint/v3"/>
+    <ds:schemaRef ds:uri="7b561a7d-03ef-46ce-a41e-e61301d113cb"/>
+    <ds:schemaRef ds:uri="994143d1-a46e-4cdc-b40f-bf94aa6cf9c8"/>
+  </ds:schemaRefs>
+</ds:datastoreItem>
+</file>
+
+<file path=customXml/itemProps3.xml><?xml version="1.0" encoding="utf-8"?>
+<ds:datastoreItem xmlns:ds="http://schemas.openxmlformats.org/officeDocument/2006/customXml" ds:itemID="{719C53C8-6477-46F0-91B2-9F1066145A2E}">
+  <ds:schemaRefs>
+    <ds:schemaRef ds:uri="http://schemas.openxmlformats.org/officeDocument/2006/bibliography"/>
+  </ds:schemaRefs>
+</ds:datastoreItem>
+</file>
+
+<file path=customXml/itemProps4.xml><?xml version="1.0" encoding="utf-8"?>
 <ds:datastoreItem xmlns:ds="http://schemas.openxmlformats.org/officeDocument/2006/customXml" ds:itemID="{EB4D64C5-D144-4ACA-98DF-DE47960D8990}">
   <ds:schemaRefs>
     <ds:schemaRef ds:uri="http://schemas.microsoft.com/office/2006/metadata/contentType"/>
@@ -12296,24 +12335,4 @@
     <ds:schemaRef ds:uri="http://schemas.microsoft.com/internal/obd"/>
   </ds:schemaRefs>
 </ds:datastoreItem>
-</file>
-
-<file path=customXml/itemProps3.xml><?xml version="1.0" encoding="utf-8"?>
-<ds:datastoreItem xmlns:ds="http://schemas.openxmlformats.org/officeDocument/2006/customXml" ds:itemID="{719C53C8-6477-46F0-91B2-9F1066145A2E}">
-  <ds:schemaRefs>
-    <ds:schemaRef ds:uri="http://schemas.openxmlformats.org/officeDocument/2006/bibliography"/>
-  </ds:schemaRefs>
-</ds:datastoreItem>
-</file>
-
-<file path=customXml/itemProps4.xml><?xml version="1.0" encoding="utf-8"?>
-<ds:datastoreItem xmlns:ds="http://schemas.openxmlformats.org/officeDocument/2006/customXml" ds:itemID="{B6FB8993-579F-4DED-9164-261DF16F17BC}">
-  <ds:schemaRefs>
-    <ds:schemaRef ds:uri="http://schemas.microsoft.com/office/2006/metadata/properties"/>
-    <ds:schemaRef ds:uri="http://schemas.microsoft.com/office/infopath/2007/PartnerControls"/>
-    <ds:schemaRef ds:uri="http://schemas.microsoft.com/sharepoint/v3"/>
-    <ds:schemaRef ds:uri="7b561a7d-03ef-46ce-a41e-e61301d113cb"/>
-    <ds:schemaRef ds:uri="994143d1-a46e-4cdc-b40f-bf94aa6cf9c8"/>
-  </ds:schemaRefs>
-</ds:datastoreItem>
 </file>